--- a/public/cv.docx
+++ b/public/cv.docx
@@ -1,6 +1,6 @@
 
 <file path=word/document.xml><?xml version="1.0" encoding="utf-8"?>
-<w:document xmlns:wpc="http://schemas.microsoft.com/office/word/2010/wordprocessingCanvas" xmlns:cx="http://schemas.microsoft.com/office/drawing/2014/chartex" xmlns:cx1="http://schemas.microsoft.com/office/drawing/2015/9/8/chartex" xmlns:cx2="http://schemas.microsoft.com/office/drawing/2015/10/21/chartex" xmlns:cx3="http://schemas.microsoft.com/office/drawing/2016/5/9/chartex" xmlns:cx4="http://schemas.microsoft.com/office/drawing/2016/5/10/chartex" xmlns:cx5="http://schemas.microsoft.com/office/drawing/2016/5/11/chartex" xmlns:cx6="http://schemas.microsoft.com/office/drawing/2016/5/12/chartex" xmlns:cx7="http://schemas.microsoft.com/office/drawing/2016/5/13/chartex" xmlns:cx8="http://schemas.microsoft.com/office/drawing/2016/5/14/chartex" xmlns:mc="http://schemas.openxmlformats.org/markup-compatibility/2006" xmlns:aink="http://schemas.microsoft.com/office/drawing/2016/ink" xmlns:am3d="http://schemas.microsoft.com/office/drawing/2017/model3d" xmlns:o="urn:schemas-microsoft-com:office:office" xmlns:oel="http://schemas.microsoft.com/office/2019/extlst" xmlns:r="http://schemas.openxmlformats.org/officeDocument/2006/relationships" xmlns:m="http://schemas.openxmlformats.org/officeDocument/2006/math" xmlns:v="urn:schemas-microsoft-com:vml" xmlns:wp14="http://schemas.microsoft.com/office/word/2010/wordprocessingDrawing" xmlns:wp="http://schemas.openxmlformats.org/drawingml/2006/wordprocessingDrawing" xmlns:w10="urn:schemas-microsoft-com:office:word" xmlns:w="http://schemas.openxmlformats.org/wordprocessingml/2006/main" xmlns:w14="http://schemas.microsoft.com/office/word/2010/wordml" xmlns:w15="http://schemas.microsoft.com/office/word/2012/wordml" xmlns:w16cei="http://schemas.microsoft.com/office/word/2026/wordml/cei" xmlns:w16cex="http://schemas.microsoft.com/office/word/2018/wordml/cex" xmlns:w16cid="http://schemas.microsoft.com/office/word/2016/wordml/cid" xmlns:w16="http://schemas.microsoft.com/office/word/2018/wordml" xmlns:w16du="http://schemas.microsoft.com/office/word/2023/wordml/word16du" xmlns:w16sdtdh="http://schemas.microsoft.com/office/word/2020/wordml/sdtdatahash" xmlns:w16sdtfl="http://schemas.microsoft.com/office/word/2024/wordml/sdtformatlock" xmlns:w16se="http://schemas.microsoft.com/office/word/2015/wordml/symex" xmlns:wpg="http://schemas.microsoft.com/office/word/2010/wordprocessingGroup" xmlns:wpi="http://schemas.microsoft.com/office/word/2010/wordprocessingInk" xmlns:wne="http://schemas.microsoft.com/office/word/2006/wordml" xmlns:wps="http://schemas.microsoft.com/office/word/2010/wordprocessingShape" mc:Ignorable="w14 w15 w16se w16cid w16 w16cex w16sdtdh w16sdtfl w16du wp14">
+<w:document xmlns:wpc="http://schemas.microsoft.com/office/word/2010/wordprocessingCanvas" xmlns:cx="http://schemas.microsoft.com/office/drawing/2014/chartex" xmlns:cx1="http://schemas.microsoft.com/office/drawing/2015/9/8/chartex" xmlns:cx2="http://schemas.microsoft.com/office/drawing/2015/10/21/chartex" xmlns:cx3="http://schemas.microsoft.com/office/drawing/2016/5/9/chartex" xmlns:cx4="http://schemas.microsoft.com/office/drawing/2016/5/10/chartex" xmlns:cx5="http://schemas.microsoft.com/office/drawing/2016/5/11/chartex" xmlns:cx6="http://schemas.microsoft.com/office/drawing/2016/5/12/chartex" xmlns:cx7="http://schemas.microsoft.com/office/drawing/2016/5/13/chartex" xmlns:cx8="http://schemas.microsoft.com/office/drawing/2016/5/14/chartex" xmlns:mc="http://schemas.openxmlformats.org/markup-compatibility/2006" xmlns:aink="http://schemas.microsoft.com/office/drawing/2016/ink" xmlns:am3d="http://schemas.microsoft.com/office/drawing/2017/model3d" xmlns:o="urn:schemas-microsoft-com:office:office" xmlns:oel="http://schemas.microsoft.com/office/2019/extlst" xmlns:r="http://schemas.openxmlformats.org/officeDocument/2006/relationships" xmlns:m="http://schemas.openxmlformats.org/officeDocument/2006/math" xmlns:v="urn:schemas-microsoft-com:vml" xmlns:wp14="http://schemas.microsoft.com/office/word/2010/wordprocessingDrawing" xmlns:wp="http://schemas.openxmlformats.org/drawingml/2006/wordprocessingDrawing" xmlns:w10="urn:schemas-microsoft-com:office:word" xmlns:w="http://schemas.openxmlformats.org/wordprocessingml/2006/main" xmlns:w14="http://schemas.microsoft.com/office/word/2010/wordml" xmlns:w15="http://schemas.microsoft.com/office/word/2012/wordml" xmlns:w16cex="http://schemas.microsoft.com/office/word/2018/wordml/cex" xmlns:w16cid="http://schemas.microsoft.com/office/word/2016/wordml/cid" xmlns:w16="http://schemas.microsoft.com/office/word/2018/wordml" xmlns:w16du="http://schemas.microsoft.com/office/word/2023/wordml/word16du" xmlns:w16sdtdh="http://schemas.microsoft.com/office/word/2020/wordml/sdtdatahash" xmlns:w16sdtfl="http://schemas.microsoft.com/office/word/2024/wordml/sdtformatlock" xmlns:w16se="http://schemas.microsoft.com/office/word/2015/wordml/symex" xmlns:wpg="http://schemas.microsoft.com/office/word/2010/wordprocessingGroup" xmlns:wpi="http://schemas.microsoft.com/office/word/2010/wordprocessingInk" xmlns:wne="http://schemas.microsoft.com/office/word/2006/wordml" xmlns:wps="http://schemas.microsoft.com/office/word/2010/wordprocessingShape" mc:Ignorable="w14 w15 w16se w16cid w16 w16cex w16sdtdh w16sdtfl w16du wp14">
   <w:body>
     <w:p>
       <w:pPr>
@@ -725,8 +725,8 @@
       <w:pPr>
         <w:spacing w:before="80"/>
         <w:rPr>
-          <w:sz w:val="12"/>
-          <w:szCs w:val="12"/>
+          <w:sz w:val="6"/>
+          <w:szCs w:val="6"/>
         </w:rPr>
       </w:pPr>
     </w:p>
@@ -760,13 +760,16 @@
     <w:p>
       <w:pPr>
         <w:spacing w:before="120" w:after="30"/>
-      </w:pPr>
-      <w:r>
-        <w:rPr>
-          <w:b/>
-          <w:bCs/>
+        <w:rPr>
           <w:color w:val="156082" w:themeColor="accent1"/>
         </w:rPr>
+      </w:pPr>
+      <w:r>
+        <w:rPr>
+          <w:b/>
+          <w:bCs/>
+          <w:color w:val="156082" w:themeColor="accent1"/>
+        </w:rPr>
         <w:t>•</w:t>
       </w:r>
       <w:r>
@@ -778,6 +781,106 @@
         <w:t xml:space="preserve"> </w:t>
       </w:r>
       <w:hyperlink r:id="rId9" w:history="1">
+        <w:proofErr w:type="spellStart"/>
+        <w:r>
+          <w:rPr>
+            <w:rStyle w:val="Hyperlink"/>
+            <w:b/>
+            <w:bCs/>
+            <w:color w:val="215E99" w:themeColor="text2" w:themeTint="BF"/>
+            <w:sz w:val="19"/>
+            <w:szCs w:val="19"/>
+            <w:u w:val="none"/>
+          </w:rPr>
+          <w:t>Aimoogle</w:t>
+        </w:r>
+        <w:proofErr w:type="spellEnd"/>
+      </w:hyperlink>
+      <w:r>
+        <w:rPr>
+          <w:b/>
+          <w:bCs/>
+          <w:color w:val="215E99" w:themeColor="text2" w:themeTint="BF"/>
+          <w:sz w:val="19"/>
+          <w:szCs w:val="19"/>
+        </w:rPr>
+        <w:t xml:space="preserve"> :</w:t>
+      </w:r>
+      <w:r>
+        <w:rPr>
+          <w:b/>
+          <w:bCs/>
+          <w:sz w:val="19"/>
+          <w:szCs w:val="19"/>
+        </w:rPr>
+        <w:t xml:space="preserve"> </w:t>
+      </w:r>
+      <w:r>
+        <w:rPr>
+          <w:sz w:val="19"/>
+          <w:szCs w:val="19"/>
+        </w:rPr>
+        <w:t xml:space="preserve">Aim trainer in browser with real-time 1v1 duel with live gameplay moderation integrated. Built with Next.js, </w:t>
+      </w:r>
+      <w:proofErr w:type="spellStart"/>
+      <w:r>
+        <w:rPr>
+          <w:sz w:val="19"/>
+          <w:szCs w:val="19"/>
+        </w:rPr>
+        <w:t>NestJS</w:t>
+      </w:r>
+      <w:proofErr w:type="spellEnd"/>
+      <w:r>
+        <w:rPr>
+          <w:sz w:val="19"/>
+          <w:szCs w:val="19"/>
+        </w:rPr>
+        <w:t xml:space="preserve">, PostgreSQL and deployed using Azure (backend) and </w:t>
+      </w:r>
+      <w:proofErr w:type="spellStart"/>
+      <w:r>
+        <w:rPr>
+          <w:sz w:val="19"/>
+          <w:szCs w:val="19"/>
+        </w:rPr>
+        <w:t>Vercel</w:t>
+      </w:r>
+      <w:proofErr w:type="spellEnd"/>
+      <w:r>
+        <w:rPr>
+          <w:sz w:val="19"/>
+          <w:szCs w:val="19"/>
+        </w:rPr>
+        <w:t xml:space="preserve"> + Cloudflare (Frontend).</w:t>
+      </w:r>
+    </w:p>
+    <w:p>
+      <w:pPr>
+        <w:spacing w:before="120" w:after="30"/>
+        <w:rPr>
+          <w:b/>
+          <w:bCs/>
+          <w:color w:val="0F7B6C"/>
+        </w:rPr>
+      </w:pPr>
+      <w:r>
+        <w:rPr>
+          <w:b/>
+          <w:bCs/>
+          <w:color w:val="156082" w:themeColor="accent1"/>
+        </w:rPr>
+        <w:t>•</w:t>
+      </w:r>
+      <w:r>
+        <w:rPr>
+          <w:b/>
+          <w:bCs/>
+          <w:color w:val="0F7B6C"/>
+        </w:rPr>
+        <w:t xml:space="preserve"> </w:t>
+      </w:r>
+      <w:hyperlink r:id="rId10" w:history="1">
         <w:r>
           <w:rPr>
             <w:rStyle w:val="Hyperlink"/>
@@ -862,7 +965,7 @@
         </w:rPr>
         <w:t xml:space="preserve"> </w:t>
       </w:r>
-      <w:hyperlink r:id="rId10" w:history="1">
+      <w:hyperlink r:id="rId11" w:history="1">
         <w:r>
           <w:rPr>
             <w:rStyle w:val="Hyperlink"/>
@@ -947,7 +1050,7 @@
         </w:rPr>
         <w:t xml:space="preserve"> </w:t>
       </w:r>
-      <w:hyperlink r:id="rId11" w:history="1">
+      <w:hyperlink r:id="rId12" w:history="1">
         <w:proofErr w:type="spellStart"/>
         <w:r>
           <w:rPr>
@@ -1030,7 +1133,7 @@
         </w:rPr>
         <w:t xml:space="preserve"> </w:t>
       </w:r>
-      <w:hyperlink r:id="rId12" w:history="1">
+      <w:hyperlink r:id="rId13" w:history="1">
         <w:proofErr w:type="spellStart"/>
         <w:r>
           <w:rPr>
@@ -1113,7 +1216,7 @@
         </w:rPr>
         <w:t xml:space="preserve"> </w:t>
       </w:r>
-      <w:hyperlink r:id="rId13" w:history="1">
+      <w:hyperlink r:id="rId14" w:history="1">
         <w:r>
           <w:rPr>
             <w:rStyle w:val="Hyperlink"/>
@@ -1166,8 +1269,8 @@
       <w:pPr>
         <w:spacing w:before="80"/>
         <w:rPr>
-          <w:sz w:val="12"/>
-          <w:szCs w:val="12"/>
+          <w:sz w:val="6"/>
+          <w:szCs w:val="6"/>
         </w:rPr>
       </w:pPr>
     </w:p>
@@ -1628,8 +1731,8 @@
       <w:pPr>
         <w:spacing w:before="80"/>
         <w:rPr>
-          <w:sz w:val="12"/>
-          <w:szCs w:val="12"/>
+          <w:sz w:val="6"/>
+          <w:szCs w:val="6"/>
         </w:rPr>
       </w:pPr>
     </w:p>
@@ -1878,8 +1981,8 @@
       <w:pPr>
         <w:spacing w:before="80"/>
         <w:rPr>
-          <w:sz w:val="12"/>
-          <w:szCs w:val="12"/>
+          <w:sz w:val="6"/>
+          <w:szCs w:val="6"/>
         </w:rPr>
       </w:pPr>
     </w:p>
@@ -2031,7 +2134,7 @@
 </file>
 
 <file path=word/numbering.xml><?xml version="1.0" encoding="utf-8"?>
-<w:numbering xmlns:wpc="http://schemas.microsoft.com/office/word/2010/wordprocessingCanvas" xmlns:cx="http://schemas.microsoft.com/office/drawing/2014/chartex" xmlns:cx1="http://schemas.microsoft.com/office/drawing/2015/9/8/chartex" xmlns:cx2="http://schemas.microsoft.com/office/drawing/2015/10/21/chartex" xmlns:cx3="http://schemas.microsoft.com/office/drawing/2016/5/9/chartex" xmlns:cx4="http://schemas.microsoft.com/office/drawing/2016/5/10/chartex" xmlns:cx5="http://schemas.microsoft.com/office/drawing/2016/5/11/chartex" xmlns:cx6="http://schemas.microsoft.com/office/drawing/2016/5/12/chartex" xmlns:cx7="http://schemas.microsoft.com/office/drawing/2016/5/13/chartex" xmlns:cx8="http://schemas.microsoft.com/office/drawing/2016/5/14/chartex" xmlns:mc="http://schemas.openxmlformats.org/markup-compatibility/2006" xmlns:aink="http://schemas.microsoft.com/office/drawing/2016/ink" xmlns:am3d="http://schemas.microsoft.com/office/drawing/2017/model3d" xmlns:o="urn:schemas-microsoft-com:office:office" xmlns:oel="http://schemas.microsoft.com/office/2019/extlst" xmlns:r="http://schemas.openxmlformats.org/officeDocument/2006/relationships" xmlns:m="http://schemas.openxmlformats.org/officeDocument/2006/math" xmlns:v="urn:schemas-microsoft-com:vml" xmlns:wp14="http://schemas.microsoft.com/office/word/2010/wordprocessingDrawing" xmlns:wp="http://schemas.openxmlformats.org/drawingml/2006/wordprocessingDrawing" xmlns:w10="urn:schemas-microsoft-com:office:word" xmlns:w="http://schemas.openxmlformats.org/wordprocessingml/2006/main" xmlns:w14="http://schemas.microsoft.com/office/word/2010/wordml" xmlns:w15="http://schemas.microsoft.com/office/word/2012/wordml" xmlns:w16cei="http://schemas.microsoft.com/office/word/2026/wordml/cei" xmlns:w16cex="http://schemas.microsoft.com/office/word/2018/wordml/cex" xmlns:w16cid="http://schemas.microsoft.com/office/word/2016/wordml/cid" xmlns:w16="http://schemas.microsoft.com/office/word/2018/wordml" xmlns:w16du="http://schemas.microsoft.com/office/word/2023/wordml/word16du" xmlns:w16sdtdh="http://schemas.microsoft.com/office/word/2020/wordml/sdtdatahash" xmlns:w16sdtfl="http://schemas.microsoft.com/office/word/2024/wordml/sdtformatlock" xmlns:w16se="http://schemas.microsoft.com/office/word/2015/wordml/symex" xmlns:wpg="http://schemas.microsoft.com/office/word/2010/wordprocessingGroup" xmlns:wpi="http://schemas.microsoft.com/office/word/2010/wordprocessingInk" xmlns:wne="http://schemas.microsoft.com/office/word/2006/wordml" xmlns:wps="http://schemas.microsoft.com/office/word/2010/wordprocessingShape" mc:Ignorable="w14 w15 w16se w16cid w16 w16cex w16sdtdh w16sdtfl w16du wp14">
+<w:numbering xmlns:wpc="http://schemas.microsoft.com/office/word/2010/wordprocessingCanvas" xmlns:cx="http://schemas.microsoft.com/office/drawing/2014/chartex" xmlns:cx1="http://schemas.microsoft.com/office/drawing/2015/9/8/chartex" xmlns:cx2="http://schemas.microsoft.com/office/drawing/2015/10/21/chartex" xmlns:cx3="http://schemas.microsoft.com/office/drawing/2016/5/9/chartex" xmlns:cx4="http://schemas.microsoft.com/office/drawing/2016/5/10/chartex" xmlns:cx5="http://schemas.microsoft.com/office/drawing/2016/5/11/chartex" xmlns:cx6="http://schemas.microsoft.com/office/drawing/2016/5/12/chartex" xmlns:cx7="http://schemas.microsoft.com/office/drawing/2016/5/13/chartex" xmlns:cx8="http://schemas.microsoft.com/office/drawing/2016/5/14/chartex" xmlns:mc="http://schemas.openxmlformats.org/markup-compatibility/2006" xmlns:aink="http://schemas.microsoft.com/office/drawing/2016/ink" xmlns:am3d="http://schemas.microsoft.com/office/drawing/2017/model3d" xmlns:o="urn:schemas-microsoft-com:office:office" xmlns:oel="http://schemas.microsoft.com/office/2019/extlst" xmlns:r="http://schemas.openxmlformats.org/officeDocument/2006/relationships" xmlns:m="http://schemas.openxmlformats.org/officeDocument/2006/math" xmlns:v="urn:schemas-microsoft-com:vml" xmlns:wp14="http://schemas.microsoft.com/office/word/2010/wordprocessingDrawing" xmlns:wp="http://schemas.openxmlformats.org/drawingml/2006/wordprocessingDrawing" xmlns:w10="urn:schemas-microsoft-com:office:word" xmlns:w="http://schemas.openxmlformats.org/wordprocessingml/2006/main" xmlns:w14="http://schemas.microsoft.com/office/word/2010/wordml" xmlns:w15="http://schemas.microsoft.com/office/word/2012/wordml" xmlns:w16cex="http://schemas.microsoft.com/office/word/2018/wordml/cex" xmlns:w16cid="http://schemas.microsoft.com/office/word/2016/wordml/cid" xmlns:w16="http://schemas.microsoft.com/office/word/2018/wordml" xmlns:w16du="http://schemas.microsoft.com/office/word/2023/wordml/word16du" xmlns:w16sdtdh="http://schemas.microsoft.com/office/word/2020/wordml/sdtdatahash" xmlns:w16sdtfl="http://schemas.microsoft.com/office/word/2024/wordml/sdtformatlock" xmlns:w16se="http://schemas.microsoft.com/office/word/2015/wordml/symex" xmlns:wpg="http://schemas.microsoft.com/office/word/2010/wordprocessingGroup" xmlns:wpi="http://schemas.microsoft.com/office/word/2010/wordprocessingInk" xmlns:wne="http://schemas.microsoft.com/office/word/2006/wordml" xmlns:wps="http://schemas.microsoft.com/office/word/2010/wordprocessingShape" mc:Ignorable="w14 w15 w16se w16cid w16 w16cex w16sdtdh w16sdtfl w16du wp14">
   <w:abstractNum w:abstractNumId="0" w15:restartNumberingAfterBreak="0">
     <w:nsid w:val="07D77C75"/>
     <w:multiLevelType w:val="hybridMultilevel"/>
